--- a/tillsyn/A 32648-2026 tillsynsbegäran.docx
+++ b/tillsyn/A 32648-2026 tillsynsbegäran.docx
@@ -1386,7 +1386,7 @@
     <w:r>
       <w:tab/>
       <w:tab/>
-      <w:t>2026-09-14</w:t>
+      <w:t>2026-09-15</w:t>
       <w:br/>
       <w:br/>
     </w:r>

--- a/tillsyn/A 32648-2026 tillsynsbegäran.docx
+++ b/tillsyn/A 32648-2026 tillsynsbegäran.docx
@@ -1386,7 +1386,7 @@
     <w:r>
       <w:tab/>
       <w:tab/>
-      <w:t>2026-09-15</w:t>
+      <w:t>2026-09-16</w:t>
       <w:br/>
       <w:br/>
     </w:r>

--- a/tillsyn/A 32648-2026 tillsynsbegäran.docx
+++ b/tillsyn/A 32648-2026 tillsynsbegäran.docx
@@ -1386,7 +1386,7 @@
     <w:r>
       <w:tab/>
       <w:tab/>
-      <w:t>2026-09-16</w:t>
+      <w:t>2026-09-17</w:t>
       <w:br/>
       <w:br/>
     </w:r>

--- a/tillsyn/A 32648-2026 tillsynsbegäran.docx
+++ b/tillsyn/A 32648-2026 tillsynsbegäran.docx
@@ -1386,7 +1386,7 @@
     <w:r>
       <w:tab/>
       <w:tab/>
-      <w:t>2026-09-17</w:t>
+      <w:t>2026-09-18</w:t>
       <w:br/>
       <w:br/>
     </w:r>

--- a/tillsyn/A 32648-2026 tillsynsbegäran.docx
+++ b/tillsyn/A 32648-2026 tillsynsbegäran.docx
@@ -1386,7 +1386,7 @@
     <w:r>
       <w:tab/>
       <w:tab/>
-      <w:t>2026-09-18</w:t>
+      <w:t>2026-09-19</w:t>
       <w:br/>
       <w:br/>
     </w:r>

--- a/tillsyn/A 32648-2026 tillsynsbegäran.docx
+++ b/tillsyn/A 32648-2026 tillsynsbegäran.docx
@@ -1386,7 +1386,7 @@
     <w:r>
       <w:tab/>
       <w:tab/>
-      <w:t>2026-09-19</w:t>
+      <w:t>2026-09-21</w:t>
       <w:br/>
       <w:br/>
     </w:r>

--- a/tillsyn/A 32648-2026 tillsynsbegäran.docx
+++ b/tillsyn/A 32648-2026 tillsynsbegäran.docx
@@ -1386,7 +1386,7 @@
     <w:r>
       <w:tab/>
       <w:tab/>
-      <w:t>2026-09-21</w:t>
+      <w:t>2026-09-23</w:t>
       <w:br/>
       <w:br/>
     </w:r>

--- a/tillsyn/A 32648-2026 tillsynsbegäran.docx
+++ b/tillsyn/A 32648-2026 tillsynsbegäran.docx
@@ -1386,7 +1386,7 @@
     <w:r>
       <w:tab/>
       <w:tab/>
-      <w:t>2026-09-23</w:t>
+      <w:t>2026-09-24</w:t>
       <w:br/>
       <w:br/>
     </w:r>

--- a/tillsyn/A 32648-2026 tillsynsbegäran.docx
+++ b/tillsyn/A 32648-2026 tillsynsbegäran.docx
@@ -1386,7 +1386,7 @@
     <w:r>
       <w:tab/>
       <w:tab/>
-      <w:t>2026-09-24</w:t>
+      <w:t>2026-09-25</w:t>
       <w:br/>
       <w:br/>
     </w:r>

--- a/tillsyn/A 32648-2026 tillsynsbegäran.docx
+++ b/tillsyn/A 32648-2026 tillsynsbegäran.docx
@@ -1386,7 +1386,7 @@
     <w:r>
       <w:tab/>
       <w:tab/>
-      <w:t>2026-09-25</w:t>
+      <w:t>2026-09-26</w:t>
       <w:br/>
       <w:br/>
     </w:r>

--- a/tillsyn/A 32648-2026 tillsynsbegäran.docx
+++ b/tillsyn/A 32648-2026 tillsynsbegäran.docx
@@ -1386,7 +1386,7 @@
     <w:r>
       <w:tab/>
       <w:tab/>
-      <w:t>2026-09-26</w:t>
+      <w:t>2026-09-27</w:t>
       <w:br/>
       <w:br/>
     </w:r>

--- a/tillsyn/A 32648-2026 tillsynsbegäran.docx
+++ b/tillsyn/A 32648-2026 tillsynsbegäran.docx
@@ -1386,7 +1386,7 @@
     <w:r>
       <w:tab/>
       <w:tab/>
-      <w:t>2026-09-27</w:t>
+      <w:t>2026-09-28</w:t>
       <w:br/>
       <w:br/>
     </w:r>

--- a/tillsyn/A 32648-2026 tillsynsbegäran.docx
+++ b/tillsyn/A 32648-2026 tillsynsbegäran.docx
@@ -1386,7 +1386,7 @@
     <w:r>
       <w:tab/>
       <w:tab/>
-      <w:t>2026-09-28</w:t>
+      <w:t>2026-09-29</w:t>
       <w:br/>
       <w:br/>
     </w:r>

--- a/tillsyn/A 32648-2026 tillsynsbegäran.docx
+++ b/tillsyn/A 32648-2026 tillsynsbegäran.docx
@@ -1386,7 +1386,7 @@
     <w:r>
       <w:tab/>
       <w:tab/>
-      <w:t>2026-09-29</w:t>
+      <w:t>2026-09-30</w:t>
       <w:br/>
       <w:br/>
     </w:r>

--- a/tillsyn/A 32648-2026 tillsynsbegäran.docx
+++ b/tillsyn/A 32648-2026 tillsynsbegäran.docx
@@ -1386,7 +1386,7 @@
     <w:r>
       <w:tab/>
       <w:tab/>
-      <w:t>2026-09-30</w:t>
+      <w:t>2026-10-01</w:t>
       <w:br/>
       <w:br/>
     </w:r>

--- a/tillsyn/A 32648-2026 tillsynsbegäran.docx
+++ b/tillsyn/A 32648-2026 tillsynsbegäran.docx
@@ -1386,7 +1386,7 @@
     <w:r>
       <w:tab/>
       <w:tab/>
-      <w:t>2026-10-01</w:t>
+      <w:t>2026-10-02</w:t>
       <w:br/>
       <w:br/>
     </w:r>

--- a/tillsyn/A 32648-2026 tillsynsbegäran.docx
+++ b/tillsyn/A 32648-2026 tillsynsbegäran.docx
@@ -1386,7 +1386,7 @@
     <w:r>
       <w:tab/>
       <w:tab/>
-      <w:t>2026-10-02</w:t>
+      <w:t>2026-10-03</w:t>
       <w:br/>
       <w:br/>
     </w:r>

--- a/tillsyn/A 32648-2026 tillsynsbegäran.docx
+++ b/tillsyn/A 32648-2026 tillsynsbegäran.docx
@@ -1386,7 +1386,7 @@
     <w:r>
       <w:tab/>
       <w:tab/>
-      <w:t>2026-10-03</w:t>
+      <w:t>2026-10-04</w:t>
       <w:br/>
       <w:br/>
     </w:r>

--- a/tillsyn/A 32648-2026 tillsynsbegäran.docx
+++ b/tillsyn/A 32648-2026 tillsynsbegäran.docx
@@ -1386,7 +1386,7 @@
     <w:r>
       <w:tab/>
       <w:tab/>
-      <w:t>2026-10-04</w:t>
+      <w:t>2026-10-05</w:t>
       <w:br/>
       <w:br/>
     </w:r>

--- a/tillsyn/A 32648-2026 tillsynsbegäran.docx
+++ b/tillsyn/A 32648-2026 tillsynsbegäran.docx
@@ -1386,7 +1386,7 @@
     <w:r>
       <w:tab/>
       <w:tab/>
-      <w:t>2026-10-05</w:t>
+      <w:t>2026-10-06</w:t>
       <w:br/>
       <w:br/>
     </w:r>

--- a/tillsyn/A 32648-2026 tillsynsbegäran.docx
+++ b/tillsyn/A 32648-2026 tillsynsbegäran.docx
@@ -1386,7 +1386,7 @@
     <w:r>
       <w:tab/>
       <w:tab/>
-      <w:t>2026-10-06</w:t>
+      <w:t>2026-10-07</w:t>
       <w:br/>
       <w:br/>
     </w:r>

--- a/tillsyn/A 32648-2026 tillsynsbegäran.docx
+++ b/tillsyn/A 32648-2026 tillsynsbegäran.docx
@@ -1386,7 +1386,7 @@
     <w:r>
       <w:tab/>
       <w:tab/>
-      <w:t>2026-10-07</w:t>
+      <w:t>2026-10-08</w:t>
       <w:br/>
       <w:br/>
     </w:r>

--- a/tillsyn/A 32648-2026 tillsynsbegäran.docx
+++ b/tillsyn/A 32648-2026 tillsynsbegäran.docx
@@ -1386,7 +1386,7 @@
     <w:r>
       <w:tab/>
       <w:tab/>
-      <w:t>2026-10-08</w:t>
+      <w:t>2026-10-09</w:t>
       <w:br/>
       <w:br/>
     </w:r>

--- a/tillsyn/A 32648-2026 tillsynsbegäran.docx
+++ b/tillsyn/A 32648-2026 tillsynsbegäran.docx
@@ -1386,7 +1386,7 @@
     <w:r>
       <w:tab/>
       <w:tab/>
-      <w:t>2026-10-09</w:t>
+      <w:t>2026-10-10</w:t>
       <w:br/>
       <w:br/>
     </w:r>

--- a/tillsyn/A 32648-2026 tillsynsbegäran.docx
+++ b/tillsyn/A 32648-2026 tillsynsbegäran.docx
@@ -1386,7 +1386,7 @@
     <w:r>
       <w:tab/>
       <w:tab/>
-      <w:t>2026-10-10</w:t>
+      <w:t>2026-10-11</w:t>
       <w:br/>
       <w:br/>
     </w:r>

--- a/tillsyn/A 32648-2026 tillsynsbegäran.docx
+++ b/tillsyn/A 32648-2026 tillsynsbegäran.docx
@@ -1386,7 +1386,7 @@
     <w:r>
       <w:tab/>
       <w:tab/>
-      <w:t>2026-10-11</w:t>
+      <w:t>2026-10-12</w:t>
       <w:br/>
       <w:br/>
     </w:r>

--- a/tillsyn/A 32648-2026 tillsynsbegäran.docx
+++ b/tillsyn/A 32648-2026 tillsynsbegäran.docx
@@ -1386,7 +1386,7 @@
     <w:r>
       <w:tab/>
       <w:tab/>
-      <w:t>2026-10-12</w:t>
+      <w:t>2026-10-13</w:t>
       <w:br/>
       <w:br/>
     </w:r>

--- a/tillsyn/A 32648-2026 tillsynsbegäran.docx
+++ b/tillsyn/A 32648-2026 tillsynsbegäran.docx
@@ -1386,7 +1386,7 @@
     <w:r>
       <w:tab/>
       <w:tab/>
-      <w:t>2026-10-13</w:t>
+      <w:t>2026-10-14</w:t>
       <w:br/>
       <w:br/>
     </w:r>

--- a/tillsyn/A 32648-2026 tillsynsbegäran.docx
+++ b/tillsyn/A 32648-2026 tillsynsbegäran.docx
@@ -1386,7 +1386,7 @@
     <w:r>
       <w:tab/>
       <w:tab/>
-      <w:t>2026-10-14</w:t>
+      <w:t>2026-10-15</w:t>
       <w:br/>
       <w:br/>
     </w:r>

--- a/tillsyn/A 32648-2026 tillsynsbegäran.docx
+++ b/tillsyn/A 32648-2026 tillsynsbegäran.docx
@@ -1386,7 +1386,7 @@
     <w:r>
       <w:tab/>
       <w:tab/>
-      <w:t>2026-10-15</w:t>
+      <w:t>2026-10-16</w:t>
       <w:br/>
       <w:br/>
     </w:r>

--- a/tillsyn/A 32648-2026 tillsynsbegäran.docx
+++ b/tillsyn/A 32648-2026 tillsynsbegäran.docx
@@ -1386,7 +1386,7 @@
     <w:r>
       <w:tab/>
       <w:tab/>
-      <w:t>2026-10-16</w:t>
+      <w:t>2026-10-17</w:t>
       <w:br/>
       <w:br/>
     </w:r>

--- a/tillsyn/A 32648-2026 tillsynsbegäran.docx
+++ b/tillsyn/A 32648-2026 tillsynsbegäran.docx
@@ -1386,7 +1386,7 @@
     <w:r>
       <w:tab/>
       <w:tab/>
-      <w:t>2026-10-17</w:t>
+      <w:t>2026-10-18</w:t>
       <w:br/>
       <w:br/>
     </w:r>

--- a/tillsyn/A 32648-2026 tillsynsbegäran.docx
+++ b/tillsyn/A 32648-2026 tillsynsbegäran.docx
@@ -1386,7 +1386,7 @@
     <w:r>
       <w:tab/>
       <w:tab/>
-      <w:t>2026-10-18</w:t>
+      <w:t>2026-10-19</w:t>
       <w:br/>
       <w:br/>
     </w:r>

--- a/tillsyn/A 32648-2026 tillsynsbegäran.docx
+++ b/tillsyn/A 32648-2026 tillsynsbegäran.docx
@@ -1386,7 +1386,7 @@
     <w:r>
       <w:tab/>
       <w:tab/>
-      <w:t>2026-10-19</w:t>
+      <w:t>2026-10-20</w:t>
       <w:br/>
       <w:br/>
     </w:r>

--- a/tillsyn/A 32648-2026 tillsynsbegäran.docx
+++ b/tillsyn/A 32648-2026 tillsynsbegäran.docx
@@ -1386,7 +1386,7 @@
     <w:r>
       <w:tab/>
       <w:tab/>
-      <w:t>2026-10-20</w:t>
+      <w:t>2026-10-21</w:t>
       <w:br/>
       <w:br/>
     </w:r>

--- a/tillsyn/A 32648-2026 tillsynsbegäran.docx
+++ b/tillsyn/A 32648-2026 tillsynsbegäran.docx
@@ -1386,7 +1386,7 @@
     <w:r>
       <w:tab/>
       <w:tab/>
-      <w:t>2026-10-21</w:t>
+      <w:t>2026-10-22</w:t>
       <w:br/>
       <w:br/>
     </w:r>

--- a/tillsyn/A 32648-2026 tillsynsbegäran.docx
+++ b/tillsyn/A 32648-2026 tillsynsbegäran.docx
@@ -1386,7 +1386,7 @@
     <w:r>
       <w:tab/>
       <w:tab/>
-      <w:t>2026-10-22</w:t>
+      <w:t>2026-10-23</w:t>
       <w:br/>
       <w:br/>
     </w:r>

--- a/tillsyn/A 32648-2026 tillsynsbegäran.docx
+++ b/tillsyn/A 32648-2026 tillsynsbegäran.docx
@@ -1386,7 +1386,7 @@
     <w:r>
       <w:tab/>
       <w:tab/>
-      <w:t>2026-10-23</w:t>
+      <w:t>2026-10-24</w:t>
       <w:br/>
       <w:br/>
     </w:r>

--- a/tillsyn/A 32648-2026 tillsynsbegäran.docx
+++ b/tillsyn/A 32648-2026 tillsynsbegäran.docx
@@ -1386,7 +1386,7 @@
     <w:r>
       <w:tab/>
       <w:tab/>
-      <w:t>2026-10-24</w:t>
+      <w:t>2026-10-25</w:t>
       <w:br/>
       <w:br/>
     </w:r>

--- a/tillsyn/A 32648-2026 tillsynsbegäran.docx
+++ b/tillsyn/A 32648-2026 tillsynsbegäran.docx
@@ -1386,7 +1386,7 @@
     <w:r>
       <w:tab/>
       <w:tab/>
-      <w:t>2026-10-25</w:t>
+      <w:t>2026-10-26</w:t>
       <w:br/>
       <w:br/>
     </w:r>

--- a/tillsyn/A 32648-2026 tillsynsbegäran.docx
+++ b/tillsyn/A 32648-2026 tillsynsbegäran.docx
@@ -1386,7 +1386,7 @@
     <w:r>
       <w:tab/>
       <w:tab/>
-      <w:t>2026-10-26</w:t>
+      <w:t>2026-10-27</w:t>
       <w:br/>
       <w:br/>
     </w:r>

--- a/tillsyn/A 32648-2026 tillsynsbegäran.docx
+++ b/tillsyn/A 32648-2026 tillsynsbegäran.docx
@@ -1386,7 +1386,7 @@
     <w:r>
       <w:tab/>
       <w:tab/>
-      <w:t>2026-10-27</w:t>
+      <w:t>2026-10-28</w:t>
       <w:br/>
       <w:br/>
     </w:r>

--- a/tillsyn/A 32648-2026 tillsynsbegäran.docx
+++ b/tillsyn/A 32648-2026 tillsynsbegäran.docx
@@ -1386,7 +1386,7 @@
     <w:r>
       <w:tab/>
       <w:tab/>
-      <w:t>2026-10-28</w:t>
+      <w:t>2026-10-29</w:t>
       <w:br/>
       <w:br/>
     </w:r>

--- a/tillsyn/A 32648-2026 tillsynsbegäran.docx
+++ b/tillsyn/A 32648-2026 tillsynsbegäran.docx
@@ -65,7 +65,7 @@
     </w:p>
     <w:p>
       <w:r>
-        <w:t>I och inom 20 meter från avverkningsanmälan finns fynd av 14 naturvårdsarter, varav 10 är rödlistade, 4 är fridlysta, 9 är typiska (T) och 1 är signalart (S): garnlav (VU, T), knärot (VU, T, §8), brunpudrad nållav (NT, T), dvärgbägarlav (NT, T), mörk kolflarnlav (NT), talltita (NT, §4), ullticka (NT, T), vedflamlav (NT), violettgrå tagellav (NT, T), vitgrynig nållav (NT), norrlandslav (S, T), kötticka (T), tjäder (T, §4) och revlummer (§9). Se Figur 1.</w:t>
+        <w:t>I och inom 20 meter från avverkningsanmälan finns fynd av 15 naturvårdsarter, varav 11 är rödlistade, 4 är fridlysta, 9 är typiska (T) och 1 är signalart (S): garnlav (VU, T), knärot (VU, T, §8), brunpudrad nållav (NT, T), dvärgbägarlav (NT, T), kötticka (NT), mörk kolflarnlav (NT), talltita (NT, §4), ullticka (NT, T), vedflamlav (NT), violettgrå tagellav (NT, T), vitgrynig nållav (NT), norrlandslav (S, T), kötticka (aggregat) (T), tjäder (T, §4) och revlummer (§9). Se Figur 1.</w:t>
       </w:r>
     </w:p>
     <w:p>
@@ -278,6 +278,26 @@
         <w:rPr>
           <w:b/>
         </w:rPr>
+        <w:t>Kötticka (NT)</w:t>
+      </w:r>
+      <w:r>
+        <w:t xml:space="preserve"> är granens kötticka och har klassificerats som ”gammelskogsindikator”, då den förekommer med ett tydligt optimum i äldre barrskogar, främst fuktiga granskogar. Den har högst signalvärde söder om den naturliga norrlandsgränsen </w:t>
+      </w:r>
+      <w:r>
+        <w:rPr>
+          <w:i/>
+        </w:rPr>
+        <w:t>limes norrlandicus</w:t>
+      </w:r>
+      <w:r>
+        <w:t>, men signalerar vanligtvis höga naturvärden även i Norrland. Arten är knuten till miljöer med konstant luftfuktighet och känslig för uttorkning som en avverkning kan medföra. Den totala populationen bedöms därför ha minskat under de senaste 30 åren och fortsätter att minska i takt med att grankontinuitetsskogar (skogar som inte kalavverkats) minskar i areal, samtidigt som att lämpliga miljöer inte återskapas i samma takt (SLU Artdatabanken, 2024; Nitare &amp; Skogsstyrelsen, 2019).</w:t>
+      </w:r>
+    </w:p>
+    <w:p>
+      <w:r>
+        <w:rPr>
+          <w:b/>
+        </w:rPr>
         <w:t>Mörk kolflarnlav (NT)</w:t>
       </w:r>
       <w:r>
@@ -429,26 +449,6 @@
       </w:r>
       <w:r>
         <w:t>(Nitare &amp; Skogsstyrelsen, 2000; SLU Artdatabanken, 2025).</w:t>
-      </w:r>
-    </w:p>
-    <w:p>
-      <w:r>
-        <w:rPr>
-          <w:b/>
-        </w:rPr>
-        <w:t>Kötticka (NT)</w:t>
-      </w:r>
-      <w:r>
-        <w:t xml:space="preserve"> är granens kötticka och har klassificerats som ”gammelskogsindikator”, då den förekommer med ett tydligt optimum i äldre barrskogar, främst fuktiga granskogar. Den har högst signalvärde söder om den naturliga norrlandsgränsen </w:t>
-      </w:r>
-      <w:r>
-        <w:rPr>
-          <w:i/>
-        </w:rPr>
-        <w:t>limes norrlandicus</w:t>
-      </w:r>
-      <w:r>
-        <w:t>, men signalerar vanligtvis höga naturvärden även i Norrland. Arten är knuten till miljöer med konstant luftfuktighet och känslig för uttorkning som en avverkning kan medföra. Den totala populationen bedöms därför ha minskat under de senaste 30 åren och fortsätter att minska i takt med att grankontinuitetsskogar (skogar som inte kalavverkats) minskar i areal, samtidigt som att lämpliga miljöer inte återskapas i samma takt (SLU Artdatabanken, 2024; Nitare &amp; Skogsstyrelsen, 2019).</w:t>
       </w:r>
     </w:p>
     <w:p>
@@ -517,7 +517,7 @@
     </w:p>
     <w:p>
       <w:r>
-        <w:t>Följande typiska arter har sina livsmiljöer och växtplatser i den avverkningsanmälda skogen: garnlav (VU, T), knärot (VU, T, §8), brunpudrad nållav (NT, T), dvärgbägarlav (NT, T), ullticka (NT, T), violettgrå tagellav (NT, T), norrlandslav (S, T), kötticka (T) och tjäder (T, §4).</w:t>
+        <w:t>Följande typiska arter har sina livsmiljöer och växtplatser i den avverkningsanmälda skogen: garnlav (VU, T), knärot (VU, T, §8), brunpudrad nållav (NT, T), dvärgbägarlav (NT, T), ullticka (NT, T), violettgrå tagellav (NT, T), norrlandslav (S, T), kötticka (aggregat) (T) och tjäder (T, §4).</w:t>
       </w:r>
     </w:p>
     <w:p>
@@ -1386,7 +1386,7 @@
     <w:r>
       <w:tab/>
       <w:tab/>
-      <w:t>2026-10-29</w:t>
+      <w:t>2026-10-31</w:t>
       <w:br/>
       <w:br/>
     </w:r>
